--- a/Vejledningsaftale.docx
+++ b/Vejledningsaftale.docx
@@ -629,13 +629,7 @@
         <w:rPr>
           <w:rFonts w:ascii="Calibri" w:hAnsi="Calibri" w:cs="Calibri"/>
         </w:rPr>
-        <w:t>Ordstyrer</w:t>
-      </w:r>
-      <w:r>
-        <w:rPr>
-          <w:rFonts w:ascii="Calibri" w:hAnsi="Calibri" w:cs="Calibri"/>
-        </w:rPr>
-        <w:t xml:space="preserve"> </w:t>
+        <w:t xml:space="preserve">Ordstyrer </w:t>
       </w:r>
       <w:r>
         <w:rPr>
@@ -675,13 +669,7 @@
         <w:rPr>
           <w:rFonts w:ascii="Calibri" w:hAnsi="Calibri" w:cs="Calibri"/>
         </w:rPr>
-        <w:t xml:space="preserve">Vikar </w:t>
-      </w:r>
-      <w:r>
-        <w:rPr>
-          <w:rFonts w:ascii="Calibri" w:hAnsi="Calibri" w:cs="Calibri"/>
-        </w:rPr>
-        <w:t>Referent</w:t>
+        <w:t>Vikar Referent</w:t>
       </w:r>
       <w:r>
         <w:rPr>
@@ -2077,6 +2065,21 @@
 </file>
 
 <file path=customXml/item1.xml><?xml version="1.0" encoding="utf-8"?>
+<?mso-contentType ?>
+<FormTemplates xmlns="http://schemas.microsoft.com/sharepoint/v3/contenttype/forms">
+  <Display>DocumentLibraryForm</Display>
+  <Edit>DocumentLibraryForm</Edit>
+  <New>DocumentLibraryForm</New>
+</FormTemplates>
+</file>
+
+<file path=customXml/item2.xml><?xml version="1.0" encoding="utf-8"?>
+<p:properties xmlns:p="http://schemas.microsoft.com/office/2006/metadata/properties" xmlns:xsi="http://www.w3.org/2001/XMLSchema-instance" xmlns:pc="http://schemas.microsoft.com/office/infopath/2007/PartnerControls">
+  <documentManagement/>
+</p:properties>
+</file>
+
+<file path=customXml/item3.xml><?xml version="1.0" encoding="utf-8"?>
 <ct:contentTypeSchema xmlns:ct="http://schemas.microsoft.com/office/2006/metadata/contentType" xmlns:ma="http://schemas.microsoft.com/office/2006/metadata/properties/metaAttributes" ct:_="" ma:_="" ma:contentTypeName="Dokument" ma:contentTypeID="0x01010099A251464CA0CC428BC7CA3F1D7DB7CC" ma:contentTypeVersion="1" ma:contentTypeDescription="Opret et nyt dokument." ma:contentTypeScope="" ma:versionID="234082b463d52ab048f90dce7de91caf">
   <xsd:schema xmlns:xsd="http://www.w3.org/2001/XMLSchema" xmlns:xs="http://www.w3.org/2001/XMLSchema" xmlns:p="http://schemas.microsoft.com/office/2006/metadata/properties" xmlns:ns3="55fd1de7-c198-4973-9600-817248716c40" targetNamespace="http://schemas.microsoft.com/office/2006/metadata/properties" ma:root="true" ma:fieldsID="e4070a52a85239ab3f849296395c11af" ns3:_="">
     <xsd:import namespace="55fd1de7-c198-4973-9600-817248716c40"/>
@@ -2202,22 +2205,24 @@
 </ct:contentTypeSchema>
 </file>
 
-<file path=customXml/item2.xml><?xml version="1.0" encoding="utf-8"?>
-<p:properties xmlns:p="http://schemas.microsoft.com/office/2006/metadata/properties" xmlns:xsi="http://www.w3.org/2001/XMLSchema-instance" xmlns:pc="http://schemas.microsoft.com/office/infopath/2007/PartnerControls">
-  <documentManagement/>
-</p:properties>
+<file path=customXml/itemProps1.xml><?xml version="1.0" encoding="utf-8"?>
+<ds:datastoreItem xmlns:ds="http://schemas.openxmlformats.org/officeDocument/2006/customXml" ds:itemID="{FA54B4A7-107C-410E-9A29-4A123205F1F9}">
+  <ds:schemaRefs>
+    <ds:schemaRef ds:uri="http://schemas.microsoft.com/sharepoint/v3/contenttype/forms"/>
+  </ds:schemaRefs>
+</ds:datastoreItem>
 </file>
 
-<file path=customXml/item3.xml><?xml version="1.0" encoding="utf-8"?>
-<?mso-contentType ?>
-<FormTemplates xmlns="http://schemas.microsoft.com/sharepoint/v3/contenttype/forms">
-  <Display>DocumentLibraryForm</Display>
-  <Edit>DocumentLibraryForm</Edit>
-  <New>DocumentLibraryForm</New>
-</FormTemplates>
+<file path=customXml/itemProps2.xml><?xml version="1.0" encoding="utf-8"?>
+<ds:datastoreItem xmlns:ds="http://schemas.openxmlformats.org/officeDocument/2006/customXml" ds:itemID="{854B3087-2814-4BF0-83AD-4AEBEB60B88A}">
+  <ds:schemaRefs>
+    <ds:schemaRef ds:uri="http://schemas.microsoft.com/office/2006/metadata/properties"/>
+    <ds:schemaRef ds:uri="http://schemas.microsoft.com/office/infopath/2007/PartnerControls"/>
+  </ds:schemaRefs>
+</ds:datastoreItem>
 </file>
 
-<file path=customXml/itemProps1.xml><?xml version="1.0" encoding="utf-8"?>
+<file path=customXml/itemProps3.xml><?xml version="1.0" encoding="utf-8"?>
 <ds:datastoreItem xmlns:ds="http://schemas.openxmlformats.org/officeDocument/2006/customXml" ds:itemID="{C6C14B29-08EC-440B-A4D0-3FE38A49B1FD}">
   <ds:schemaRefs>
     <ds:schemaRef ds:uri="http://schemas.microsoft.com/office/2006/metadata/contentType"/>
@@ -2233,21 +2238,4 @@
     <ds:schemaRef ds:uri="http://schemas.microsoft.com/internal/obd"/>
   </ds:schemaRefs>
 </ds:datastoreItem>
-</file>
-
-<file path=customXml/itemProps2.xml><?xml version="1.0" encoding="utf-8"?>
-<ds:datastoreItem xmlns:ds="http://schemas.openxmlformats.org/officeDocument/2006/customXml" ds:itemID="{854B3087-2814-4BF0-83AD-4AEBEB60B88A}">
-  <ds:schemaRefs>
-    <ds:schemaRef ds:uri="http://schemas.microsoft.com/office/2006/metadata/properties"/>
-    <ds:schemaRef ds:uri="http://schemas.microsoft.com/office/infopath/2007/PartnerControls"/>
-  </ds:schemaRefs>
-</ds:datastoreItem>
-</file>
-
-<file path=customXml/itemProps3.xml><?xml version="1.0" encoding="utf-8"?>
-<ds:datastoreItem xmlns:ds="http://schemas.openxmlformats.org/officeDocument/2006/customXml" ds:itemID="{FA54B4A7-107C-410E-9A29-4A123205F1F9}">
-  <ds:schemaRefs>
-    <ds:schemaRef ds:uri="http://schemas.microsoft.com/sharepoint/v3/contenttype/forms"/>
-  </ds:schemaRefs>
-</ds:datastoreItem>
 </file>